--- a/Submission_system_statements_PedSurgInt.docx
+++ b/Submission_system_statements_PedSurgInt.docx
@@ -338,7 +338,103 @@
           <w:rFonts w:ascii="Times New Roman" w:hAnsi="Times New Roman"/>
           <w:color w:val="000000"/>
         </w:rPr>
-        <w:t>7. Data availability（如有该栏）</w:t>
+        <w:t>7. Data availability</w:t>
+      </w:r>
+    </w:p>
+    <w:p>
+      <w:r>
+        <w:t>系统里这是</w:t>
+      </w:r>
+      <w:r>
+        <w:rPr>
+          <w:b/>
+        </w:rPr>
+        <w:t>一屏专门的问答</w:t>
+      </w:r>
+      <w:r>
+        <w:t>，不只是一个文本框。页面会先问</w:t>
+      </w:r>
+    </w:p>
+    <w:p>
+      <w:r>
+        <w:t>「你在这项研究中使用过或生成过研究数据吗？」，并提醒</w:t>
+      </w:r>
+    </w:p>
+    <w:p>
+      <w:r>
+        <w:t>「你选择的选项必须与你的手稿文件一致」。逐层选法：</w:t>
+      </w:r>
+    </w:p>
+    <w:p>
+      <w:r>
+        <w:rPr>
+          <w:b/>
+        </w:rPr>
+        <w:t>第一问：是否使用/生成了研究数据？</w:t>
+      </w:r>
+      <w:r>
+        <w:t xml:space="preserve"> → 选 **「是的。我在这项研究中使用或</w:t>
+      </w:r>
+    </w:p>
+    <w:p>
+      <w:r>
+        <w:t>生成了研究数据。」**</w:t>
+      </w:r>
+    </w:p>
+    <w:p>
+      <w:r>
+        <w:t>本研究分析了 450 例患儿的临床病历，属典型的"使用了研究数据"。</w:t>
+      </w:r>
+    </w:p>
+    <w:p>
+      <w:r>
+        <w:t>「不适用」那一项是给综述、评论、社论这类不报告数据分析的稿件用的；</w:t>
+      </w:r>
+    </w:p>
+    <w:p>
+      <w:r>
+        <w:t>本稿 Declarations 里有完整的 Data availability 段，选「不适用」会与稿件</w:t>
+      </w:r>
+    </w:p>
+    <w:p>
+      <w:r>
+        <w:t>直接矛盾，必被编辑部质询。</w:t>
+      </w:r>
+    </w:p>
+    <w:p>
+      <w:r>
+        <w:rPr>
+          <w:b/>
+        </w:rPr>
+        <w:t>第二问：数据是否已存入公开仓库？</w:t>
+      </w:r>
+      <w:r>
+        <w:t xml:space="preserve"> → 选 </w:t>
+      </w:r>
+      <w:r>
+        <w:rPr>
+          <w:b/>
+        </w:rPr>
+        <w:t>否 / 不公开存放</w:t>
+      </w:r>
+      <w:r>
+        <w:t>。</w:t>
+      </w:r>
+    </w:p>
+    <w:p>
+      <w:r>
+        <w:t>原始数据是儿童临床资料，含敏感信息，不得公开（见本仓库 CLAUDE.md 的数据纪律）。</w:t>
+      </w:r>
+    </w:p>
+    <w:p>
+      <w:r>
+        <w:rPr>
+          <w:b/>
+        </w:rPr>
+        <w:t>第三问：数据可用性声明正文</w:t>
+      </w:r>
+      <w:r>
+        <w:t xml:space="preserve"> → 原样粘贴下面这段（与稿件 Declarations 逐字一致）：</w:t>
       </w:r>
     </w:p>
     <w:p>
@@ -350,6 +446,30 @@
           <w:i/>
         </w:rPr>
         <w:t>The data that support the findings of this study are not publicly available because they contain information that could compromise the privacy of the children studied. De-identified aggregate data are available from the corresponding author on reasonable request, subject to institutional approval.</w:t>
+      </w:r>
+    </w:p>
+    <w:p>
+      <w:r>
+        <w:rPr>
+          <w:b/>
+        </w:rPr>
+        <w:t>若系统给的是预设分类而非自由文本框</w:t>
+      </w:r>
+      <w:r>
+        <w:t xml:space="preserve"> → 选</w:t>
+      </w:r>
+    </w:p>
+    <w:p>
+      <w:r>
+        <w:rPr>
+          <w:b/>
+        </w:rPr>
+        <w:t>"Data available on request due to privacy/ethical restrictions"</w:t>
+      </w:r>
+    </w:p>
+    <w:p>
+      <w:r>
+        <w:t>（因隐私或伦理限制，数据可应要求提供）。这一类与上面那段话对应。</w:t>
       </w:r>
     </w:p>
     <w:p>
